--- a/a7/build/out/u5/A7 5.08 Converting Mass, Area and Volume - Independent Set - Key.docx
+++ b/a7/build/out/u5/A7 5.08 Converting Mass, Area and Volume - Independent Set - Key.docx
@@ -424,7 +424,7 @@
                 <w:color w:val="1A1A1A"/>
                 <w:sz w:val="22"/>
               </w:rPr>
-              <w:t>1 gal = 3.785 L. How many litres is 6 gal?</w:t>
+              <w:t>1 gal = 3.785 L. How many liters is 6 gal?</w:t>
             </w:r>
           </w:p>
           <w:p>
@@ -506,7 +506,7 @@
                 <w:color w:val="1A1A1A"/>
                 <w:sz w:val="22"/>
               </w:rPr>
-              <w:t>1 ft = 12 in. How many square inches is 5 ft</w:t>
+              <w:t>1 ft = 12 in. How many square inches is 9 ft</w:t>
             </w:r>
             <w:r>
               <w:rPr>
@@ -540,7 +540,7 @@
                 <w:color w:val="9E1B32"/>
                 <w:sz w:val="22"/>
               </w:rPr>
-              <w:t>720 in</w:t>
+              <w:t>1,296 in</w:t>
             </w:r>
             <w:r>
               <w:rPr>
@@ -565,7 +565,7 @@
                 <w:color w:val="6B6B6B"/>
                 <w:sz w:val="19"/>
               </w:rPr>
-              <w:t>5 × 144: the ratio squared.</w:t>
+              <w:t>9 × 144: the ratio squared.</w:t>
             </w:r>
           </w:p>
         </w:tc>
@@ -632,7 +632,7 @@
                 <w:color w:val="1A1A1A"/>
                 <w:sz w:val="22"/>
               </w:rPr>
-              <w:t>1 c = 8 fl oz and 1 c = 0.24 L. How many litres is 24 fl oz?</w:t>
+              <w:t>1 c = 8 fl oz and 1 c = 0.24 L. How many liters is 24 fl oz?</w:t>
             </w:r>
           </w:p>
           <w:p>
@@ -729,7 +729,7 @@
                 <w:color w:val="1A1A1A"/>
                 <w:sz w:val="22"/>
               </w:rPr>
-              <w:t>1 m = 100 cm. How many square centimetres is 4 m</w:t>
+              <w:t>1 ft = 0.305 m. How many square meters is 30 ft</w:t>
             </w:r>
             <w:r>
               <w:rPr>
@@ -748,7 +748,7 @@
                 <w:color w:val="1A1A1A"/>
                 <w:sz w:val="22"/>
               </w:rPr>
-              <w:t>?</w:t>
+              <w:t>? (Round to two places.)</w:t>
             </w:r>
           </w:p>
           <w:p>
@@ -763,7 +763,7 @@
                 <w:color w:val="9E1B32"/>
                 <w:sz w:val="22"/>
               </w:rPr>
-              <w:t>40,000 cm</w:t>
+              <w:t>About 2.79 m</w:t>
             </w:r>
             <w:r>
               <w:rPr>
@@ -788,7 +788,26 @@
                 <w:color w:val="6B6B6B"/>
                 <w:sz w:val="19"/>
               </w:rPr>
-              <w:t>4 × 10,000: the ratio squared.</w:t>
+              <w:t>30 × 0.305</w:t>
+            </w:r>
+            <w:r>
+              <w:rPr>
+                <w:b w:val="0"/>
+                <w:i/>
+                <w:color w:val="6B6B6B"/>
+                <w:sz w:val="19"/>
+                <w:vertAlign w:val="superscript"/>
+              </w:rPr>
+              <w:t>2</w:t>
+            </w:r>
+            <w:r>
+              <w:rPr>
+                <w:b w:val="0"/>
+                <w:i/>
+                <w:color w:val="6B6B6B"/>
+                <w:sz w:val="19"/>
+              </w:rPr>
+              <w:t>: the sheet's length ratio, squared, across systems.</w:t>
             </w:r>
           </w:p>
         </w:tc>

--- a/a7/build/out/u5/A7 5.08 Converting Mass, Area and Volume - Independent Set - Key.docx
+++ b/a7/build/out/u5/A7 5.08 Converting Mass, Area and Volume - Independent Set - Key.docx
@@ -239,13 +239,47 @@
               <w:t xml:space="preserve">1.   </w:t>
             </w:r>
             <w:r>
+              <w:drawing>
+                <wp:inline xmlns:a="http://schemas.openxmlformats.org/drawingml/2006/main" xmlns:pic="http://schemas.openxmlformats.org/drawingml/2006/picture">
+                  <wp:extent cx="923544" cy="152400"/>
+                  <wp:docPr id="1" name="Picture 1"/>
+                  <wp:cNvGraphicFramePr>
+                    <a:graphicFrameLocks noChangeAspect="1"/>
+                  </wp:cNvGraphicFramePr>
+                  <a:graphic>
+                    <a:graphicData uri="http://schemas.openxmlformats.org/drawingml/2006/picture">
+                      <pic:pic>
+                        <pic:nvPicPr>
+                          <pic:cNvPr id="0" name="5af2cfa9d33f5ee3.png"/>
+                          <pic:cNvPicPr/>
+                        </pic:nvPicPr>
+                        <pic:blipFill>
+                          <a:blip r:embed="rId9"/>
+                          <a:stretch>
+                            <a:fillRect/>
+                          </a:stretch>
+                        </pic:blipFill>
+                        <pic:spPr>
+                          <a:xfrm>
+                            <a:off x="0" y="0"/>
+                            <a:ext cx="923544" cy="152400"/>
+                          </a:xfrm>
+                          <a:prstGeom prst="rect"/>
+                        </pic:spPr>
+                      </pic:pic>
+                    </a:graphicData>
+                  </a:graphic>
+                </wp:inline>
+              </w:drawing>
+            </w:r>
+            <w:r>
               <w:rPr>
                 <w:b w:val="0"/>
                 <w:i w:val="0"/>
                 <w:color w:val="1A1A1A"/>
                 <w:sz w:val="22"/>
               </w:rPr>
-              <w:t>1 lb = 0.454 kg. How many kilograms is 30 lb?</w:t>
+              <w:t>. How many kilograms is 30 lb?</w:t>
             </w:r>
           </w:p>
           <w:p>
@@ -336,13 +370,47 @@
               <w:t xml:space="preserve">2.   </w:t>
             </w:r>
             <w:r>
+              <w:drawing>
+                <wp:inline xmlns:a="http://schemas.openxmlformats.org/drawingml/2006/main" xmlns:pic="http://schemas.openxmlformats.org/drawingml/2006/picture">
+                  <wp:extent cx="923544" cy="152400"/>
+                  <wp:docPr id="2" name="Picture 2"/>
+                  <wp:cNvGraphicFramePr>
+                    <a:graphicFrameLocks noChangeAspect="1"/>
+                  </wp:cNvGraphicFramePr>
+                  <a:graphic>
+                    <a:graphicData uri="http://schemas.openxmlformats.org/drawingml/2006/picture">
+                      <pic:pic>
+                        <pic:nvPicPr>
+                          <pic:cNvPr id="0" name="3c22950bb1bc3546.png"/>
+                          <pic:cNvPicPr/>
+                        </pic:nvPicPr>
+                        <pic:blipFill>
+                          <a:blip r:embed="rId10"/>
+                          <a:stretch>
+                            <a:fillRect/>
+                          </a:stretch>
+                        </pic:blipFill>
+                        <pic:spPr>
+                          <a:xfrm>
+                            <a:off x="0" y="0"/>
+                            <a:ext cx="923544" cy="152400"/>
+                          </a:xfrm>
+                          <a:prstGeom prst="rect"/>
+                        </pic:spPr>
+                      </pic:pic>
+                    </a:graphicData>
+                  </a:graphic>
+                </wp:inline>
+              </w:drawing>
+            </w:r>
+            <w:r>
               <w:rPr>
                 <w:b w:val="0"/>
                 <w:i w:val="0"/>
                 <w:color w:val="1A1A1A"/>
                 <w:sz w:val="22"/>
               </w:rPr>
-              <w:t>1 kg = 2.204 lb. How many pounds is 25 kg?</w:t>
+              <w:t>. How many pounds is 25 kg?</w:t>
             </w:r>
           </w:p>
           <w:p>
@@ -418,13 +486,47 @@
               <w:t xml:space="preserve">3.   </w:t>
             </w:r>
             <w:r>
+              <w:drawing>
+                <wp:inline xmlns:a="http://schemas.openxmlformats.org/drawingml/2006/main" xmlns:pic="http://schemas.openxmlformats.org/drawingml/2006/picture">
+                  <wp:extent cx="935736" cy="152400"/>
+                  <wp:docPr id="3" name="Picture 3"/>
+                  <wp:cNvGraphicFramePr>
+                    <a:graphicFrameLocks noChangeAspect="1"/>
+                  </wp:cNvGraphicFramePr>
+                  <a:graphic>
+                    <a:graphicData uri="http://schemas.openxmlformats.org/drawingml/2006/picture">
+                      <pic:pic>
+                        <pic:nvPicPr>
+                          <pic:cNvPr id="0" name="170d5a422b404c42.png"/>
+                          <pic:cNvPicPr/>
+                        </pic:nvPicPr>
+                        <pic:blipFill>
+                          <a:blip r:embed="rId11"/>
+                          <a:stretch>
+                            <a:fillRect/>
+                          </a:stretch>
+                        </pic:blipFill>
+                        <pic:spPr>
+                          <a:xfrm>
+                            <a:off x="0" y="0"/>
+                            <a:ext cx="935736" cy="152400"/>
+                          </a:xfrm>
+                          <a:prstGeom prst="rect"/>
+                        </pic:spPr>
+                      </pic:pic>
+                    </a:graphicData>
+                  </a:graphic>
+                </wp:inline>
+              </w:drawing>
+            </w:r>
+            <w:r>
               <w:rPr>
                 <w:b w:val="0"/>
                 <w:i w:val="0"/>
                 <w:color w:val="1A1A1A"/>
                 <w:sz w:val="22"/>
               </w:rPr>
-              <w:t>1 gal = 3.785 L. How many liters is 6 gal?</w:t>
+              <w:t>. How many liters is 6 gal?</w:t>
             </w:r>
           </w:p>
           <w:p>
@@ -500,13 +602,38 @@
               <w:t xml:space="preserve">4.   </w:t>
             </w:r>
             <w:r>
-              <w:rPr>
-                <w:b w:val="0"/>
-                <w:i w:val="0"/>
-                <w:color w:val="1A1A1A"/>
-                <w:sz w:val="22"/>
-              </w:rPr>
-              <w:t>1 ft = 12 in. How many square inches is 9 ft</w:t>
+              <w:drawing>
+                <wp:inline xmlns:a="http://schemas.openxmlformats.org/drawingml/2006/main" xmlns:pic="http://schemas.openxmlformats.org/drawingml/2006/picture">
+                  <wp:extent cx="658368" cy="115824"/>
+                  <wp:docPr id="4" name="Picture 4"/>
+                  <wp:cNvGraphicFramePr>
+                    <a:graphicFrameLocks noChangeAspect="1"/>
+                  </wp:cNvGraphicFramePr>
+                  <a:graphic>
+                    <a:graphicData uri="http://schemas.openxmlformats.org/drawingml/2006/picture">
+                      <pic:pic>
+                        <pic:nvPicPr>
+                          <pic:cNvPr id="0" name="cc9a9baebce143e8.png"/>
+                          <pic:cNvPicPr/>
+                        </pic:nvPicPr>
+                        <pic:blipFill>
+                          <a:blip r:embed="rId12"/>
+                          <a:stretch>
+                            <a:fillRect/>
+                          </a:stretch>
+                        </pic:blipFill>
+                        <pic:spPr>
+                          <a:xfrm>
+                            <a:off x="0" y="0"/>
+                            <a:ext cx="658368" cy="115824"/>
+                          </a:xfrm>
+                          <a:prstGeom prst="rect"/>
+                        </pic:spPr>
+                      </pic:pic>
+                    </a:graphicData>
+                  </a:graphic>
+                </wp:inline>
+              </w:drawing>
             </w:r>
             <w:r>
               <w:rPr>
@@ -514,9 +641,42 @@
                 <w:i w:val="0"/>
                 <w:color w:val="1A1A1A"/>
                 <w:sz w:val="22"/>
-                <w:vertAlign w:val="superscript"/>
               </w:rPr>
-              <w:t>2</w:t>
+              <w:t xml:space="preserve">. How many square inches is </w:t>
+            </w:r>
+            <w:r>
+              <w:drawing>
+                <wp:inline xmlns:a="http://schemas.openxmlformats.org/drawingml/2006/main" xmlns:pic="http://schemas.openxmlformats.org/drawingml/2006/picture">
+                  <wp:extent cx="256032" cy="146304"/>
+                  <wp:docPr id="5" name="Picture 5"/>
+                  <wp:cNvGraphicFramePr>
+                    <a:graphicFrameLocks noChangeAspect="1"/>
+                  </wp:cNvGraphicFramePr>
+                  <a:graphic>
+                    <a:graphicData uri="http://schemas.openxmlformats.org/drawingml/2006/picture">
+                      <pic:pic>
+                        <pic:nvPicPr>
+                          <pic:cNvPr id="0" name="f3a4977802605a44.png"/>
+                          <pic:cNvPicPr/>
+                        </pic:nvPicPr>
+                        <pic:blipFill>
+                          <a:blip r:embed="rId13"/>
+                          <a:stretch>
+                            <a:fillRect/>
+                          </a:stretch>
+                        </pic:blipFill>
+                        <pic:spPr>
+                          <a:xfrm>
+                            <a:off x="0" y="0"/>
+                            <a:ext cx="256032" cy="146304"/>
+                          </a:xfrm>
+                          <a:prstGeom prst="rect"/>
+                        </pic:spPr>
+                      </pic:pic>
+                    </a:graphicData>
+                  </a:graphic>
+                </wp:inline>
+              </w:drawing>
             </w:r>
             <w:r>
               <w:rPr>
@@ -626,13 +786,90 @@
               <w:t xml:space="preserve">5.   </w:t>
             </w:r>
             <w:r>
+              <w:drawing>
+                <wp:inline xmlns:a="http://schemas.openxmlformats.org/drawingml/2006/main" xmlns:pic="http://schemas.openxmlformats.org/drawingml/2006/picture">
+                  <wp:extent cx="713232" cy="118872"/>
+                  <wp:docPr id="6" name="Picture 6"/>
+                  <wp:cNvGraphicFramePr>
+                    <a:graphicFrameLocks noChangeAspect="1"/>
+                  </wp:cNvGraphicFramePr>
+                  <a:graphic>
+                    <a:graphicData uri="http://schemas.openxmlformats.org/drawingml/2006/picture">
+                      <pic:pic>
+                        <pic:nvPicPr>
+                          <pic:cNvPr id="0" name="95c8d2f734606b03.png"/>
+                          <pic:cNvPicPr/>
+                        </pic:nvPicPr>
+                        <pic:blipFill>
+                          <a:blip r:embed="rId14"/>
+                          <a:stretch>
+                            <a:fillRect/>
+                          </a:stretch>
+                        </pic:blipFill>
+                        <pic:spPr>
+                          <a:xfrm>
+                            <a:off x="0" y="0"/>
+                            <a:ext cx="713232" cy="118872"/>
+                          </a:xfrm>
+                          <a:prstGeom prst="rect"/>
+                        </pic:spPr>
+                      </pic:pic>
+                    </a:graphicData>
+                  </a:graphic>
+                </wp:inline>
+              </w:drawing>
+            </w:r>
+            <w:r>
               <w:rPr>
                 <w:b w:val="0"/>
                 <w:i w:val="0"/>
                 <w:color w:val="1A1A1A"/>
                 <w:sz w:val="22"/>
               </w:rPr>
-              <w:t>1 c = 8 fl oz and 1 c = 0.24 L. How many liters is 24 fl oz?</w:t>
+              <w:t xml:space="preserve"> and </w:t>
+            </w:r>
+            <w:r>
+              <w:drawing>
+                <wp:inline xmlns:a="http://schemas.openxmlformats.org/drawingml/2006/main" xmlns:pic="http://schemas.openxmlformats.org/drawingml/2006/picture">
+                  <wp:extent cx="725424" cy="115824"/>
+                  <wp:docPr id="7" name="Picture 7"/>
+                  <wp:cNvGraphicFramePr>
+                    <a:graphicFrameLocks noChangeAspect="1"/>
+                  </wp:cNvGraphicFramePr>
+                  <a:graphic>
+                    <a:graphicData uri="http://schemas.openxmlformats.org/drawingml/2006/picture">
+                      <pic:pic>
+                        <pic:nvPicPr>
+                          <pic:cNvPr id="0" name="23517ced1c8ffbd7.png"/>
+                          <pic:cNvPicPr/>
+                        </pic:nvPicPr>
+                        <pic:blipFill>
+                          <a:blip r:embed="rId15"/>
+                          <a:stretch>
+                            <a:fillRect/>
+                          </a:stretch>
+                        </pic:blipFill>
+                        <pic:spPr>
+                          <a:xfrm>
+                            <a:off x="0" y="0"/>
+                            <a:ext cx="725424" cy="115824"/>
+                          </a:xfrm>
+                          <a:prstGeom prst="rect"/>
+                        </pic:spPr>
+                      </pic:pic>
+                    </a:graphicData>
+                  </a:graphic>
+                </wp:inline>
+              </w:drawing>
+            </w:r>
+            <w:r>
+              <w:rPr>
+                <w:b w:val="0"/>
+                <w:i w:val="0"/>
+                <w:color w:val="1A1A1A"/>
+                <w:sz w:val="22"/>
+              </w:rPr>
+              <w:t>. How many liters is 24 fl oz?</w:t>
             </w:r>
           </w:p>
           <w:p>
@@ -723,13 +960,38 @@
               <w:t xml:space="preserve">6.   </w:t>
             </w:r>
             <w:r>
-              <w:rPr>
-                <w:b w:val="0"/>
-                <w:i w:val="0"/>
-                <w:color w:val="1A1A1A"/>
-                <w:sz w:val="22"/>
-              </w:rPr>
-              <w:t>1 ft = 0.305 m. How many square meters is 30 ft</w:t>
+              <w:drawing>
+                <wp:inline xmlns:a="http://schemas.openxmlformats.org/drawingml/2006/main" xmlns:pic="http://schemas.openxmlformats.org/drawingml/2006/picture">
+                  <wp:extent cx="862584" cy="118872"/>
+                  <wp:docPr id="8" name="Picture 8"/>
+                  <wp:cNvGraphicFramePr>
+                    <a:graphicFrameLocks noChangeAspect="1"/>
+                  </wp:cNvGraphicFramePr>
+                  <a:graphic>
+                    <a:graphicData uri="http://schemas.openxmlformats.org/drawingml/2006/picture">
+                      <pic:pic>
+                        <pic:nvPicPr>
+                          <pic:cNvPr id="0" name="88e6ad97f375f5ea.png"/>
+                          <pic:cNvPicPr/>
+                        </pic:nvPicPr>
+                        <pic:blipFill>
+                          <a:blip r:embed="rId16"/>
+                          <a:stretch>
+                            <a:fillRect/>
+                          </a:stretch>
+                        </pic:blipFill>
+                        <pic:spPr>
+                          <a:xfrm>
+                            <a:off x="0" y="0"/>
+                            <a:ext cx="862584" cy="118872"/>
+                          </a:xfrm>
+                          <a:prstGeom prst="rect"/>
+                        </pic:spPr>
+                      </pic:pic>
+                    </a:graphicData>
+                  </a:graphic>
+                </wp:inline>
+              </w:drawing>
             </w:r>
             <w:r>
               <w:rPr>
@@ -737,9 +999,42 @@
                 <w:i w:val="0"/>
                 <w:color w:val="1A1A1A"/>
                 <w:sz w:val="22"/>
-                <w:vertAlign w:val="superscript"/>
               </w:rPr>
-              <w:t>2</w:t>
+              <w:t xml:space="preserve">. How many square meters is </w:t>
+            </w:r>
+            <w:r>
+              <w:drawing>
+                <wp:inline xmlns:a="http://schemas.openxmlformats.org/drawingml/2006/main" xmlns:pic="http://schemas.openxmlformats.org/drawingml/2006/picture">
+                  <wp:extent cx="335280" cy="143256"/>
+                  <wp:docPr id="9" name="Picture 9"/>
+                  <wp:cNvGraphicFramePr>
+                    <a:graphicFrameLocks noChangeAspect="1"/>
+                  </wp:cNvGraphicFramePr>
+                  <a:graphic>
+                    <a:graphicData uri="http://schemas.openxmlformats.org/drawingml/2006/picture">
+                      <pic:pic>
+                        <pic:nvPicPr>
+                          <pic:cNvPr id="0" name="1799d912e8f0252c.png"/>
+                          <pic:cNvPicPr/>
+                        </pic:nvPicPr>
+                        <pic:blipFill>
+                          <a:blip r:embed="rId17"/>
+                          <a:stretch>
+                            <a:fillRect/>
+                          </a:stretch>
+                        </pic:blipFill>
+                        <pic:spPr>
+                          <a:xfrm>
+                            <a:off x="0" y="0"/>
+                            <a:ext cx="335280" cy="143256"/>
+                          </a:xfrm>
+                          <a:prstGeom prst="rect"/>
+                        </pic:spPr>
+                      </pic:pic>
+                    </a:graphicData>
+                  </a:graphic>
+                </wp:inline>
+              </w:drawing>
             </w:r>
             <w:r>
               <w:rPr>
